--- a/testakten/gesellschaftsgruender-streit-roeschen-tech/09_pruefvermerk_beirat_und_kapitalerhoehung.docx
+++ b/testakten/gesellschaftsgruender-streit-roeschen-tech/09_pruefvermerk_beirat_und_kapitalerhoehung.docx
@@ -5,63 +5,93 @@
     <w:p>
       <w:pPr>
         <w:pStyle w:val="Heading1"/>
+        <w:spacing w:after="160" w:line="259" w:lineRule="auto"/>
       </w:pPr>
       <w:r>
         <w:rPr>
           <w:rFonts w:ascii="Times New Roman" w:hAnsi="Times New Roman"/>
+          <w:b/>
+          <w:sz w:val="28"/>
         </w:rPr>
         <w:t>Prüfvermerk — Beirat, Bezugsrechtsausschluss und Kapitalerhöhung</w:t>
       </w:r>
     </w:p>
     <w:p>
       <w:pPr>
+        <w:spacing w:before="120" w:after="60" w:line="259" w:lineRule="auto"/>
         <w:jc w:val="left"/>
       </w:pPr>
       <w:r>
         <w:rPr>
+          <w:rFonts w:ascii="Times New Roman" w:hAnsi="Times New Roman"/>
           <w:b/>
+          <w:sz w:val="22"/>
         </w:rPr>
         <w:t>Mandat:</w:t>
       </w:r>
       <w:r>
+        <w:rPr>
+          <w:rFonts w:ascii="Times New Roman" w:hAnsi="Times New Roman"/>
+          <w:b/>
+          <w:sz w:val="22"/>
+        </w:rPr>
         <w:t xml:space="preserve"> Roeschen Tech GmbH, Gesellschafterstreit zweite Kapitalerhöhung</w:t>
       </w:r>
     </w:p>
     <w:p>
       <w:pPr>
+        <w:spacing w:before="120" w:after="60" w:line="259" w:lineRule="auto"/>
         <w:jc w:val="left"/>
       </w:pPr>
       <w:r>
         <w:rPr>
+          <w:rFonts w:ascii="Times New Roman" w:hAnsi="Times New Roman"/>
           <w:b/>
+          <w:sz w:val="22"/>
         </w:rPr>
         <w:t>Bearbeitungsstand:</w:t>
       </w:r>
       <w:r>
+        <w:rPr>
+          <w:rFonts w:ascii="Times New Roman" w:hAnsi="Times New Roman"/>
+          <w:b/>
+          <w:sz w:val="22"/>
+        </w:rPr>
         <w:t xml:space="preserve"> 18.04.2026, 19:20 Uhr</w:t>
       </w:r>
     </w:p>
     <w:p>
       <w:pPr>
+        <w:spacing w:before="120" w:after="60" w:line="259" w:lineRule="auto"/>
         <w:jc w:val="left"/>
       </w:pPr>
       <w:r>
         <w:rPr>
+          <w:rFonts w:ascii="Times New Roman" w:hAnsi="Times New Roman"/>
           <w:b/>
+          <w:sz w:val="22"/>
         </w:rPr>
         <w:t>Bearbeitung:</w:t>
       </w:r>
       <w:r>
+        <w:rPr>
+          <w:rFonts w:ascii="Times New Roman" w:hAnsi="Times New Roman"/>
+          <w:b/>
+          <w:sz w:val="22"/>
+        </w:rPr>
         <w:t xml:space="preserve"> internes Arbeitspapier Corporate Litigation</w:t>
       </w:r>
     </w:p>
     <w:p>
       <w:pPr>
         <w:pStyle w:val="Heading2"/>
+        <w:spacing w:before="120" w:after="60" w:line="259" w:lineRule="auto"/>
       </w:pPr>
       <w:r>
         <w:rPr>
           <w:rFonts w:ascii="Times New Roman" w:hAnsi="Times New Roman"/>
+          <w:b/>
+          <w:sz w:val="22"/>
         </w:rPr>
         <w:t>1. Aktenlage in Bearbeitungsreihenfolge</w:t>
       </w:r>
@@ -69,6 +99,7 @@
     <w:p>
       <w:pPr>
         <w:pStyle w:val="ListNumber"/>
+        <w:spacing w:line="259" w:lineRule="auto" w:after="60"/>
       </w:pPr>
       <w:r>
         <w:t>Satzung und Beteiligungsrechte, insbesondere B-Shares Stahlauge Ventures AG.</w:t>
@@ -77,6 +108,7 @@
     <w:p>
       <w:pPr>
         <w:pStyle w:val="ListNumber"/>
+        <w:spacing w:line="259" w:lineRule="auto" w:after="60"/>
       </w:pPr>
       <w:r>
         <w:t>Shareholder Agreement mit Investorenschutz, Informationsrechten und Beirat.</w:t>
@@ -85,6 +117,7 @@
     <w:p>
       <w:pPr>
         <w:pStyle w:val="ListNumber"/>
+        <w:spacing w:line="259" w:lineRule="auto" w:after="60"/>
       </w:pPr>
       <w:r>
         <w:t>Cap Table vor Series A, nach Series A und nach geplanter zweiter Kapitalerhöhung.</w:t>
@@ -93,6 +126,7 @@
     <w:p>
       <w:pPr>
         <w:pStyle w:val="ListNumber"/>
+        <w:spacing w:line="259" w:lineRule="auto" w:after="60"/>
       </w:pPr>
       <w:r>
         <w:t>Einladung und Tagesordnung zur Gesellschafterversammlung.</w:t>
@@ -101,6 +135,7 @@
     <w:p>
       <w:pPr>
         <w:pStyle w:val="ListNumber"/>
+        <w:spacing w:line="259" w:lineRule="auto" w:after="60"/>
       </w:pPr>
       <w:r>
         <w:t>Protokoll der Gesellschafterversammlung mit Beschlussfassung.</w:t>
@@ -109,6 +144,7 @@
     <w:p>
       <w:pPr>
         <w:pStyle w:val="ListNumber"/>
+        <w:spacing w:line="259" w:lineRule="auto" w:after="60"/>
       </w:pPr>
       <w:r>
         <w:t>Anfechtungsklage und Eilantrag Christine.</w:t>
@@ -117,6 +153,7 @@
     <w:p>
       <w:pPr>
         <w:pStyle w:val="ListNumber"/>
+        <w:spacing w:line="259" w:lineRule="auto" w:after="60"/>
       </w:pPr>
       <w:r>
         <w:t>Registergerichtliche Korrespondenz zur Anmeldung.</w:t>
@@ -125,6 +162,7 @@
     <w:p>
       <w:pPr>
         <w:pStyle w:val="ListNumber"/>
+        <w:spacing w:line="259" w:lineRule="auto" w:after="60"/>
       </w:pPr>
       <w:r>
         <w:t>Beirat-Schlichtungsempfehlung.</w:t>
@@ -133,6 +171,7 @@
     <w:p>
       <w:pPr>
         <w:pStyle w:val="Heading2"/>
+        <w:spacing w:line="259" w:lineRule="auto" w:after="60"/>
       </w:pPr>
       <w:r>
         <w:rPr>
@@ -144,6 +183,7 @@
     <w:p>
       <w:pPr>
         <w:pStyle w:val="ListBullet"/>
+        <w:spacing w:line="259" w:lineRule="auto" w:after="60"/>
       </w:pPr>
       <w:r>
         <w:t>Ist der Bezugsrechtsausschluss bei der zweiten Kapitalerhöhung sachlich tragfähig begründet?</w:t>
@@ -152,6 +192,7 @@
     <w:p>
       <w:pPr>
         <w:pStyle w:val="ListBullet"/>
+        <w:spacing w:line="259" w:lineRule="auto" w:after="60"/>
       </w:pPr>
       <w:r>
         <w:t>Welche konkrete Verwässerung trifft Christine im Vergleich zur Finanzierungslücke?</w:t>
@@ -160,6 +201,7 @@
     <w:p>
       <w:pPr>
         <w:pStyle w:val="ListBullet"/>
+        <w:spacing w:line="259" w:lineRule="auto" w:after="60"/>
       </w:pPr>
       <w:r>
         <w:t>Sind Informationsrechte vor der Versammlung ordnungsgemäß erfüllt worden?</w:t>
@@ -168,6 +210,7 @@
     <w:p>
       <w:pPr>
         <w:pStyle w:val="ListBullet"/>
+        <w:spacing w:line="259" w:lineRule="auto" w:after="60"/>
       </w:pPr>
       <w:r>
         <w:t>Reicht die strategische Begründung für Pi Mu Holding GmbH über reine Liquiditätszufuhr hinaus?</w:t>
@@ -176,6 +219,7 @@
     <w:p>
       <w:pPr>
         <w:pStyle w:val="ListBullet"/>
+        <w:spacing w:line="259" w:lineRule="auto" w:after="60"/>
       </w:pPr>
       <w:r>
         <w:t>Besteht ein registerrechtliches Vollzugsrisiko, bevor über Eilrechtsschutz entschieden ist?</w:t>
@@ -184,6 +228,7 @@
     <w:p>
       <w:pPr>
         <w:pStyle w:val="ListBullet"/>
+        <w:spacing w:line="259" w:lineRule="auto" w:after="60"/>
       </w:pPr>
       <w:r>
         <w:t>Kann der Beiratsvorschlag wirtschaftlich eine Lösung schaffen, ohne die Beschlussmängel zu verdecken?</w:t>
@@ -192,6 +237,7 @@
     <w:p>
       <w:pPr>
         <w:pStyle w:val="Heading2"/>
+        <w:spacing w:line="259" w:lineRule="auto" w:after="60"/>
       </w:pPr>
       <w:r>
         <w:rPr>
@@ -438,6 +484,7 @@
     <w:p>
       <w:pPr>
         <w:pStyle w:val="Heading2"/>
+        <w:spacing w:line="259" w:lineRule="auto" w:after="60"/>
       </w:pPr>
       <w:r>
         <w:rPr>
@@ -448,6 +495,7 @@
     </w:p>
     <w:p>
       <w:pPr>
+        <w:spacing w:line="259" w:lineRule="auto" w:after="60"/>
         <w:jc w:val="left"/>
       </w:pPr>
       <w:r>
@@ -462,6 +510,7 @@
     </w:p>
     <w:p>
       <w:pPr>
+        <w:spacing w:line="259" w:lineRule="auto" w:after="60"/>
         <w:jc w:val="left"/>
       </w:pPr>
       <w:r>
@@ -476,6 +525,7 @@
     </w:p>
     <w:p>
       <w:pPr>
+        <w:spacing w:line="259" w:lineRule="auto" w:after="60"/>
         <w:jc w:val="left"/>
       </w:pPr>
       <w:r>
@@ -491,6 +541,7 @@
     <w:p>
       <w:pPr>
         <w:pStyle w:val="Heading2"/>
+        <w:spacing w:line="259" w:lineRule="auto" w:after="60"/>
       </w:pPr>
       <w:r>
         <w:rPr>
@@ -502,6 +553,7 @@
     <w:p>
       <w:pPr>
         <w:pStyle w:val="ListBullet"/>
+        <w:spacing w:line="259" w:lineRule="auto" w:after="60"/>
       </w:pPr>
       <w:r>
         <w:t>BGH, Urteil vom 13.03.1978 - II ZR 142/76, BGHZ 71, 40 (Kali+Salz): Bezugsrechtsausschluss verlangt sachliche Rechtfertigung und Verhältnismäßigkeit.</w:t>
@@ -510,6 +562,7 @@
     <w:p>
       <w:pPr>
         <w:pStyle w:val="ListBullet"/>
+        <w:spacing w:line="259" w:lineRule="auto" w:after="60"/>
       </w:pPr>
       <w:r>
         <w:t>BGH, Urteil vom 21.04.1997 - II ZR 175/95, BGHZ 135, 244 (ARAG/Garmenbeck): Organentscheidungen müssen auf angemessener Informationsgrundlage getroffen werden.</w:t>
@@ -518,6 +571,7 @@
     <w:p>
       <w:pPr>
         <w:pStyle w:val="ListBullet"/>
+        <w:spacing w:line="259" w:lineRule="auto" w:after="60"/>
       </w:pPr>
       <w:r>
         <w:t>BGH, Urteil vom 14.07.2008 - II ZR 202/07: Informationsgrundlage und dokumentierte Abwägung bleiben zentrale Angriffspunkte bei unternehmerischen Entscheidungen.</w:t>
@@ -525,6 +579,7 @@
     </w:p>
     <w:p>
       <w:pPr>
+        <w:spacing w:line="259" w:lineRule="auto" w:after="60"/>
         <w:jc w:val="left"/>
       </w:pPr>
       <w:r>
@@ -534,6 +589,7 @@
     <w:p>
       <w:pPr>
         <w:pStyle w:val="Heading2"/>
+        <w:spacing w:line="259" w:lineRule="auto" w:after="60"/>
       </w:pPr>
       <w:r>
         <w:rPr>
@@ -545,6 +601,7 @@
     <w:p>
       <w:pPr>
         <w:pStyle w:val="ListNumber"/>
+        <w:spacing w:line="259" w:lineRule="auto" w:after="60"/>
       </w:pPr>
       <w:r>
         <w:t>Cap-Table-Verwässerung mit zwei Exit-Szenarien auf einer Seite darstellen.</w:t>
@@ -553,6 +610,7 @@
     <w:p>
       <w:pPr>
         <w:pStyle w:val="ListNumber"/>
+        <w:spacing w:line="259" w:lineRule="auto" w:after="60"/>
       </w:pPr>
       <w:r>
         <w:t>Eilantrag auf registerrechtlichen Vollzugsstopp knapp halten: Beschlussmangel, irreversibler Vollzug, überwiegendes Sicherungsinteresse.</w:t>
@@ -561,6 +619,7 @@
     <w:p>
       <w:pPr>
         <w:pStyle w:val="ListNumber"/>
+        <w:spacing w:line="259" w:lineRule="auto" w:after="60"/>
       </w:pPr>
       <w:r>
         <w:t>Für Vergleichsgespräch drei Varianten vorbereiten: Nachzeichnung, kleinere Tranche, Side Letter mit Schutzrechten.</w:t>
@@ -569,19 +628,65 @@
     <w:p>
       <w:pPr>
         <w:pStyle w:val="ListNumber"/>
+        <w:spacing w:line="259" w:lineRule="auto" w:after="60"/>
       </w:pPr>
       <w:r>
         <w:t>Beiratsschreiben auf belastbare Zusagen statt Absichtserklärungen trimmen.</w:t>
       </w:r>
     </w:p>
     <w:sectPr>
+      <w:headerReference w:type="default" r:id="rId9"/>
+      <w:footerReference w:type="default" r:id="rId10"/>
       <w:pgSz w:w="11906" w:h="16838"/>
-      <w:pgMar w:top="1417" w:right="1417" w:bottom="1417" w:left="1417" w:header="720" w:footer="720" w:gutter="0"/>
+      <w:pgMar w:top="1191" w:right="1247" w:bottom="1134" w:left="1361" w:header="720" w:footer="720" w:gutter="0"/>
       <w:cols w:space="720"/>
       <w:docGrid w:linePitch="360"/>
     </w:sectPr>
   </w:body>
 </w:document>
+</file>
+
+<file path=word/footer1.xml><?xml version="1.0" encoding="utf-8"?>
+<w:ftr xmlns:m="http://schemas.openxmlformats.org/officeDocument/2006/math" xmlns:mc="http://schemas.openxmlformats.org/markup-compatibility/2006" xmlns:mo="http://schemas.microsoft.com/office/mac/office/2008/main" xmlns:mv="urn:schemas-microsoft-com:mac:vml" xmlns:o="urn:schemas-microsoft-com:office:office" xmlns:r="http://schemas.openxmlformats.org/officeDocument/2006/relationships" xmlns:v="urn:schemas-microsoft-com:vml" xmlns:w10="urn:schemas-microsoft-com:office:word" xmlns:w14="http://schemas.microsoft.com/office/word/2010/wordml" xmlns:w="http://schemas.openxmlformats.org/wordprocessingml/2006/main" xmlns:wne="http://schemas.microsoft.com/office/word/2006/wordml" xmlns:wp14="http://schemas.microsoft.com/office/word/2010/wordprocessingDrawing" xmlns:wp="http://schemas.openxmlformats.org/drawingml/2006/wordprocessingDrawing" xmlns:wpc="http://schemas.microsoft.com/office/word/2010/wordprocessingCanvas" xmlns:wpg="http://schemas.microsoft.com/office/word/2010/wordprocessingGroup" xmlns:wpi="http://schemas.microsoft.com/office/word/2010/wordprocessingInk" xmlns:wps="http://schemas.microsoft.com/office/word/2010/wordprocessingShape" mc:Ignorable="w14 wp14">
+  <w:p>
+    <w:pPr>
+      <w:pStyle w:val="Footer"/>
+      <w:jc w:val="left"/>
+    </w:pPr>
+    <w:r/>
+    <w:r>
+      <w:rPr>
+        <w:rFonts w:ascii="Times New Roman" w:hAnsi="Times New Roman"/>
+        <w:b w:val="0"/>
+        <w:color w:val="777777"/>
+        <w:sz w:val="17"/>
+      </w:rPr>
+      <w:t>Vertraulich | Bearbeitungsstand Juli 2026 | nur zur Aktenbearbeitung</w:t>
+    </w:r>
+  </w:p>
+</w:ftr>
+</file>
+
+<file path=word/header1.xml><?xml version="1.0" encoding="utf-8"?>
+<w:hdr xmlns:m="http://schemas.openxmlformats.org/officeDocument/2006/math" xmlns:mc="http://schemas.openxmlformats.org/markup-compatibility/2006" xmlns:mo="http://schemas.microsoft.com/office/mac/office/2008/main" xmlns:mv="urn:schemas-microsoft-com:mac:vml" xmlns:o="urn:schemas-microsoft-com:office:office" xmlns:r="http://schemas.openxmlformats.org/officeDocument/2006/relationships" xmlns:v="urn:schemas-microsoft-com:vml" xmlns:w10="urn:schemas-microsoft-com:office:word" xmlns:w14="http://schemas.microsoft.com/office/word/2010/wordml" xmlns:w="http://schemas.openxmlformats.org/wordprocessingml/2006/main" xmlns:wne="http://schemas.microsoft.com/office/word/2006/wordml" xmlns:wp14="http://schemas.microsoft.com/office/word/2010/wordprocessingDrawing" xmlns:wp="http://schemas.openxmlformats.org/drawingml/2006/wordprocessingDrawing" xmlns:wpc="http://schemas.microsoft.com/office/word/2010/wordprocessingCanvas" xmlns:wpg="http://schemas.microsoft.com/office/word/2010/wordprocessingGroup" xmlns:wpi="http://schemas.microsoft.com/office/word/2010/wordprocessingInk" xmlns:wps="http://schemas.microsoft.com/office/word/2010/wordprocessingShape" mc:Ignorable="w14 wp14">
+  <w:p>
+    <w:pPr>
+      <w:pStyle w:val="Header"/>
+      <w:jc w:val="left"/>
+    </w:pPr>
+    <w:r/>
+    <w:r>
+      <w:rPr>
+        <w:rFonts w:ascii="Times New Roman" w:hAnsi="Times New Roman"/>
+        <w:b w:val="0"/>
+        <w:i w:val="0"/>
+        <w:color w:val="666666"/>
+        <w:sz w:val="17"/>
+      </w:rPr>
+      <w:t>Hagemann &amp; Westarp Rechtsanwälte | Gesellschaftsrechtliche Arbeitsakte | Bearbeitungsstand Juli 2026</w:t>
+    </w:r>
+  </w:p>
+</w:hdr>
 </file>
 
 <file path=word/numbering.xml><?xml version="1.0" encoding="utf-8"?>
@@ -1298,11 +1403,12 @@
       <w:contextualSpacing/>
     </w:pPr>
     <w:rPr>
-      <w:rFonts w:asciiTheme="majorHAnsi" w:eastAsiaTheme="majorEastAsia" w:hAnsiTheme="majorHAnsi" w:cstheme="majorBidi"/>
+      <w:rFonts w:asciiTheme="majorHAnsi" w:eastAsiaTheme="majorEastAsia" w:hAnsiTheme="majorHAnsi" w:cstheme="majorBidi" w:ascii="Times New Roman" w:hAnsi="Times New Roman"/>
+      <w:b/>
       <w:color w:val="17365D" w:themeColor="text2" w:themeShade="BF"/>
       <w:spacing w:val="5"/>
       <w:kern w:val="28"/>
-      <w:sz w:val="52"/>
+      <w:sz w:val="30"/>
       <w:szCs w:val="52"/>
     </w:rPr>
   </w:style>
